--- a/presentation_guide.docx
+++ b/presentation_guide.docx
@@ -32,7 +32,7 @@
         <w:rPr>
           <w:i/>
         </w:rPr>
-        <w:t xml:space="preserve">presentation guide, version 20260924_001. Read it in any markdown reader,</w:t>
+        <w:t xml:space="preserve">presentation guide, version 20260926_001. Read it in any markdown reader,</w:t>
       </w:r>
       <w:r>
         <w:rPr>
@@ -141,7 +141,7 @@
         <w:rPr>
           <w:i/>
         </w:rPr>
-        <w:t xml:space="preserve">at commit cc83eaf (2026-09-24). Where that is not the newest commit touching the file, this Word copy is behind it.</w:t>
+        <w:t xml:space="preserve">at commit 1a5268f (2026-09-26). Where that is not the newest commit touching the file, this Word copy is behind it.</w:t>
       </w:r>
     </w:p>
     <w:p>
@@ -2170,7 +2170,7 @@
           <w:rPr>
             <w:rStyle w:val="Hyperlink"/>
           </w:rPr>
-          <w:t xml:space="preserve">10.5281/zenodo.22652329</w:t>
+          <w:t xml:space="preserve">10.5281/zenodo.22971252</w:t>
         </w:r>
       </w:hyperlink>
       <w:r>
